--- a/Articles/2026/3_DaVinci_Tips_and_Tricks/14_Remove_a_Logo_in_DaVinci_Resolve_Using_Masking_and_Tracking/SEO for DaVinci.docx
+++ b/Articles/2026/3_DaVinci_Tips_and_Tricks/14_Remove_a_Logo_in_DaVinci_Resolve_Using_Masking_and_Tracking/SEO for DaVinci.docx
@@ -235,7 +235,10 @@
         <w:t>" content="</w:t>
       </w:r>
       <w:r>
-        <w:t>May 8, 2026</w:t>
+        <w:t>June 1, 2026</w:t>
+      </w:r>
+      <w:r>
+        <w:t xml:space="preserve"> </w:t>
       </w:r>
       <w:r>
         <w:t>" /&gt;</w:t>
@@ -260,9 +263,6 @@
         <w:t>" content="</w:t>
       </w:r>
       <w:r>
-        <w:t xml:space="preserve"> </w:t>
-      </w:r>
-      <w:r>
         <w:t>https://starsindust.github.io</w:t>
       </w:r>
       <w:r>
@@ -272,7 +272,7 @@
         <w:t xml:space="preserve"> Enlightenment</w:t>
       </w:r>
       <w:r>
-        <w:t>/Articles/2026/3_DaVinci_Tips_and_Tricks/1_What_is_DaVinci/1_What_Is_DaVinci.html</w:t>
+        <w:t>/Articles/2026/3_DaVinci_Tips_and_Tricks/14_Remove_a_Logo_in_DaVinci_Resolve_Using_Masking_and_Tracking/14_Remove_a_Logo_in_DaVinci_Resolve_Using_Masking_and_Tracking.html</w:t>
       </w:r>
       <w:r>
         <w:t>"&gt;</w:t>
